--- a/tests/fixtures/footnotes-mutations.docx
+++ b/tests/fixtures/footnotes-mutations.docx
@@ -58,7 +58,7 @@
       <w:r>
         <w:t xml:space="preserve">Tracked anchor here.</w:t>
       </w:r>
-      <w:ins w:id="0" w:author="docx-cli" w:date="2026-05-22T18:00:00Z">
+      <w:ins w:id="0" w:author="docx-cli" w:date="2026-05-22T00:00:00Z">
         <w:r>
           <w:rPr>
             <w:rStyle w:val="FootnoteReference"/>
@@ -181,7 +181,7 @@
       <w:pPr>
         <w:pStyle w:val="FootnoteText"/>
       </w:pPr>
-      <w:ins w:id="1" w:author="docx-cli" w:date="2026-05-22T18:00:00Z">
+      <w:ins w:id="1" w:author="docx-cli" w:date="2026-05-22T00:00:00Z">
         <w:r>
           <w:rPr>
             <w:rStyle w:val="FootnoteReference"/>

--- a/tests/fixtures/footnotes-mutations.docx
+++ b/tests/fixtures/footnotes-mutations.docx
@@ -78,7 +78,7 @@
 </file>
 
 <file path=word/endnotes.xml><?xml version="1.0" encoding="utf-8"?>
-<w:endnotes xmlns:w="http://schemas.openxmlformats.org/wordprocessingml/2006/main">
+<w:endnotes xmlns:w="http://schemas.openxmlformats.org/wordprocessingml/2006/main" xmlns:r="http://schemas.openxmlformats.org/officeDocument/2006/relationships">
   <w:endnote w:id="-1" w:type="separator">
     <w:p>
       <w:r>
@@ -113,7 +113,7 @@
 </file>
 
 <file path=word/footnotes.xml><?xml version="1.0" encoding="utf-8"?>
-<w:footnotes xmlns:w="http://schemas.openxmlformats.org/wordprocessingml/2006/main">
+<w:footnotes xmlns:w="http://schemas.openxmlformats.org/wordprocessingml/2006/main" xmlns:r="http://schemas.openxmlformats.org/officeDocument/2006/relationships">
   <w:footnote w:id="-1" w:type="separator">
     <w:p>
       <w:r>
